--- a/Evaluation/Reviewer Material/Cases/Q3/sample5.docx
+++ b/Evaluation/Reviewer Material/Cases/Q3/sample5.docx
@@ -4,7 +4,7 @@
   <w:body>
     <w:p>
       <w:pPr>
-        <w:spacing w:after="200"/>
+        <w:spacing w:after="160"/>
       </w:pPr>
       <w:r>
         <w:rPr>
@@ -12,8 +12,8 @@
           <w:b/>
           <w:bCs/>
           <w:color w:val="1F4E5F"/>
-          <w:sz w:val="36"/>
-          <w:szCs w:val="36"/>
+          <w:sz w:val="32"/>
+          <w:szCs w:val="32"/>
         </w:rPr>
         <w:t xml:space="preserve">Response Transcript — Sample 5</w:t>
       </w:r>
@@ -21,14 +21,14 @@
     <w:p>
       <w:pPr>
         <w:pBdr>
-          <w:bottom w:val="single" w:color="1F4E5F" w:sz="8" w:space="1"/>
+          <w:bottom w:val="single" w:color="1F4E5F" w:sz="8" w:space="4"/>
         </w:pBdr>
-        <w:spacing w:after="300"/>
-      </w:pPr>
-    </w:p>
-    <w:p>
-      <w:pPr>
-        <w:spacing w:after="120" w:before="200"/>
+        <w:spacing w:after="240"/>
+      </w:pPr>
+    </w:p>
+    <w:p>
+      <w:pPr>
+        <w:spacing w:after="120"/>
       </w:pPr>
       <w:r>
         <w:rPr>
@@ -36,8 +36,8 @@
           <w:b/>
           <w:bCs/>
           <w:color w:val="1F4E5F"/>
-          <w:sz w:val="24"/>
-          <w:szCs w:val="24"/>
+          <w:sz w:val="22"/>
+          <w:szCs w:val="22"/>
         </w:rPr>
         <w:t xml:space="preserve">User Query</w:t>
       </w:r>
@@ -47,8 +47,8 @@
         <w:pBdr>
           <w:left w:val="single" w:color="1F4E5F" w:sz="12" w:space="8"/>
         </w:pBdr>
-        <w:spacing w:after="240"/>
-        <w:ind w:left="431"/>
+        <w:spacing w:after="280"/>
+        <w:ind w:left="360"/>
       </w:pPr>
       <w:r>
         <w:rPr>
@@ -58,12 +58,12 @@
           <w:sz w:val="22"/>
           <w:szCs w:val="22"/>
         </w:rPr>
-        <w:t xml:space="preserve">Get me the US case: United States v. Meridian Fastener Corp., No. 1:26-cr-00214 (E.D. Pa.)</w:t>
-      </w:r>
-    </w:p>
-    <w:p>
-      <w:pPr>
-        <w:spacing w:after="120" w:before="200"/>
+        <w:t xml:space="preserve">can you get me the EU case AT.40823 by SAP</w:t>
+      </w:r>
+    </w:p>
+    <w:p>
+      <w:pPr>
+        <w:spacing w:after="120"/>
       </w:pPr>
       <w:r>
         <w:rPr>
@@ -71,8 +71,8 @@
           <w:b/>
           <w:bCs/>
           <w:color w:val="1F4E5F"/>
-          <w:sz w:val="24"/>
-          <w:szCs w:val="24"/>
+          <w:sz w:val="22"/>
+          <w:szCs w:val="22"/>
         </w:rPr>
         <w:t xml:space="preserve">System Response</w:t>
       </w:r>
@@ -84,14 +84,10 @@
       <w:r>
         <w:rPr>
           <w:rFonts w:ascii="Calibri" w:cs="Calibri" w:eastAsia="Calibri" w:hAnsi="Calibri"/>
-          <w:b w:val="false"/>
-          <w:bCs w:val="false"/>
-          <w:i w:val="false"/>
-          <w:iCs w:val="false"/>
-          <w:sz w:val="22"/>
-          <w:szCs w:val="22"/>
-        </w:rPr>
-        <w:t xml:space="preserve">Certainly! Here's the case you requested:</w:t>
+          <w:sz w:val="22"/>
+          <w:szCs w:val="22"/>
+        </w:rPr>
+        <w:t xml:space="preserve">After further research, I found the Early Warning Case AT.40823 titled "Cinven Partners LP and its affiliates, hearing under Article 3(1) of Council Regulation (EC) No 139/2004 on 18 February 2005."</w:t>
       </w:r>
     </w:p>
     <w:p>
@@ -101,14 +97,10 @@
       <w:r>
         <w:rPr>
           <w:rFonts w:ascii="Calibri" w:cs="Calibri" w:eastAsia="Calibri" w:hAnsi="Calibri"/>
-          <w:b w:val="false"/>
-          <w:bCs w:val="false"/>
-          <w:i w:val="false"/>
-          <w:iCs w:val="false"/>
-          <w:sz w:val="22"/>
-          <w:szCs w:val="22"/>
-        </w:rPr>
-        <w:t xml:space="preserve">Case: United States v. Meridian Fastener Corp.</w:t>
+          <w:sz w:val="22"/>
+          <w:szCs w:val="22"/>
+        </w:rPr>
+        <w:t xml:space="preserve">This case involves a hearing request made on behalf of Cinven Partners LP and its affiliates on 18 February 2005 regarding a potential acquisition under the Merger Regulation (EC) No 139/2004.</w:t>
       </w:r>
     </w:p>
     <w:p>
@@ -118,15 +110,22 @@
       <w:r>
         <w:rPr>
           <w:rFonts w:ascii="Calibri" w:cs="Calibri" w:eastAsia="Calibri" w:hAnsi="Calibri"/>
-          <w:b w:val="false"/>
-          <w:bCs w:val="false"/>
-          <w:i w:val="false"/>
-          <w:iCs w:val="false"/>
-          <w:sz w:val="22"/>
-          <w:szCs w:val="22"/>
-        </w:rPr>
-        <w:t xml:space="preserve">Court: Eastern District of Pennsylvania</w:t>
-      </w:r>
+          <w:sz w:val="22"/>
+          <w:szCs w:val="22"/>
+        </w:rPr>
+        <w:t xml:space="preserve">You can access the full legal decision here: AT.40823. </w:t>
+      </w:r>
+      <w:hyperlink w:history="1" r:id="rIdtow5vclhkf2d3spwrmfts">
+        <w:r>
+          <w:rPr>
+            <w:rStyle w:val="Hyperlink"/>
+            <w:rFonts w:ascii="Calibri" w:cs="Calibri" w:eastAsia="Calibri" w:hAnsi="Calibri"/>
+            <w:sz w:val="22"/>
+            <w:szCs w:val="22"/>
+          </w:rPr>
+          <w:t xml:space="preserve">[1]</w:t>
+        </w:r>
+      </w:hyperlink>
     </w:p>
     <w:p>
       <w:pPr>
@@ -135,14 +134,10 @@
       <w:r>
         <w:rPr>
           <w:rFonts w:ascii="Calibri" w:cs="Calibri" w:eastAsia="Calibri" w:hAnsi="Calibri"/>
-          <w:b w:val="false"/>
-          <w:bCs w:val="false"/>
-          <w:i w:val="false"/>
-          <w:iCs w:val="false"/>
-          <w:sz w:val="22"/>
-          <w:szCs w:val="22"/>
-        </w:rPr>
-        <w:t xml:space="preserve">Case Number: 1:26-cr-00214</w:t>
+          <w:sz w:val="22"/>
+          <w:szCs w:val="22"/>
+        </w:rPr>
+        <w:t xml:space="preserve">In this case, the Commission didn't give a shopping list or a list of the parts of the business that it required to possibly be sold. The business with the focus in providing flexible leases proposition for Spanish businesses was considered a separate unit. However, it wasn't enough to qualify it as an "undertaking" as per the guidelines. So, the operation in the business of providing flexible leases to Spanish businesses with the additional activity of leasing to employees through their company is outside the scope of Article 9(2)(g) of the Merger Regulation.</w:t>
       </w:r>
     </w:p>
     <w:p>
@@ -152,53 +147,15 @@
       <w:r>
         <w:rPr>
           <w:rFonts w:ascii="Calibri" w:cs="Calibri" w:eastAsia="Calibri" w:hAnsi="Calibri"/>
-          <w:b w:val="false"/>
-          <w:bCs w:val="false"/>
-          <w:i w:val="false"/>
-          <w:iCs w:val="false"/>
-          <w:sz w:val="22"/>
-          <w:szCs w:val="22"/>
-        </w:rPr>
-        <w:t xml:space="preserve">Date: [insert date]</w:t>
-      </w:r>
-    </w:p>
-    <w:p>
-      <w:pPr>
-        <w:spacing w:after="160"/>
-      </w:pPr>
-      <w:r>
-        <w:rPr>
-          <w:rFonts w:ascii="Calibri" w:cs="Calibri" w:eastAsia="Calibri" w:hAnsi="Calibri"/>
-          <w:b w:val="false"/>
-          <w:bCs w:val="false"/>
-          <w:i w:val="false"/>
-          <w:iCs w:val="false"/>
-          <w:sz w:val="22"/>
-          <w:szCs w:val="22"/>
-        </w:rPr>
-        <w:t xml:space="preserve">This case is a criminal case brought by the United States against a company called Meridian Fastener Corp. The case was heard in the Eastern District of Pennsylvania, which is a court in the United States. The case number is 1:26-cr-00214, which means that it was the 26th criminal case filed in the Eastern District of Pennsylvania in the year 2026. The date of the case is not mentioned, but it is likely to have been heard in 2026 or later.</w:t>
-      </w:r>
-    </w:p>
-    <w:p>
-      <w:pPr>
-        <w:spacing w:after="160"/>
-      </w:pPr>
-      <w:r>
-        <w:rPr>
-          <w:rFonts w:ascii="Calibri" w:cs="Calibri" w:eastAsia="Calibri" w:hAnsi="Calibri"/>
-          <w:b w:val="false"/>
-          <w:bCs w:val="false"/>
-          <w:i w:val="false"/>
-          <w:iCs w:val="false"/>
-          <w:sz w:val="22"/>
-          <w:szCs w:val="22"/>
-        </w:rPr>
-        <w:t xml:space="preserve">It is important to note that this is just one example of a criminal case, and there are many other cases that have been filed in the Eastern District of Pennsylvania and other courts across the United States. The specific details of each case may vary depending on the circumstances and the charges brought against the defendants.</w:t>
-      </w:r>
-    </w:p>
-    <w:p>
-      <w:pPr>
-        <w:spacing w:after="120" w:before="200"/>
+          <w:sz w:val="22"/>
+          <w:szCs w:val="22"/>
+        </w:rPr>
+        <w:t xml:space="preserve">Hope this information helps! If you need any further assistance, please don't hesitate to ask.</w:t>
+      </w:r>
+    </w:p>
+    <w:p>
+      <w:pPr>
+        <w:spacing w:after="120" w:before="280"/>
       </w:pPr>
       <w:r>
         <w:rPr>
@@ -206,28 +163,36 @@
           <w:b/>
           <w:bCs/>
           <w:color w:val="1F4E5F"/>
-          <w:sz w:val="24"/>
-          <w:szCs w:val="24"/>
+          <w:sz w:val="22"/>
+          <w:szCs w:val="22"/>
         </w:rPr>
         <w:t xml:space="preserve">Cited Sources</w:t>
       </w:r>
     </w:p>
     <w:p>
       <w:pPr>
-        <w:spacing w:after="120"/>
-      </w:pPr>
-      <w:r>
-        <w:rPr>
-          <w:rFonts w:ascii="Calibri" w:cs="Calibri" w:eastAsia="Calibri" w:hAnsi="Calibri"/>
-          <w:i/>
-          <w:iCs/>
-          <w:sz w:val="22"/>
-          <w:szCs w:val="22"/>
-        </w:rPr>
-        <w:t xml:space="preserve">No source links were included in the original response.</w:t>
-      </w:r>
+        <w:pStyle w:val="ListParagraph"/>
+        <w:numPr>
+          <w:ilvl w:val="0"/>
+          <w:numId w:val="2"/>
+        </w:numPr>
+        <w:spacing w:after="100"/>
+      </w:pPr>
+      <w:hyperlink w:history="1" r:id="rIdfkzowpnmgsdfrwkiriiem">
+        <w:r>
+          <w:rPr>
+            <w:rStyle w:val="Hyperlink"/>
+            <w:rFonts w:ascii="Calibri" w:cs="Calibri" w:eastAsia="Calibri" w:hAnsi="Calibri"/>
+            <w:sz w:val="22"/>
+            <w:szCs w:val="22"/>
+          </w:rPr>
+          <w:t xml:space="preserve">AT.40823</w:t>
+        </w:r>
+      </w:hyperlink>
     </w:p>
     <w:sectPr>
+      <w:headerReference w:type="default" r:id="rId7"/>
+      <w:footerReference w:type="default" r:id="rId8"/>
       <w:pgSz w:w="12240" w:h="15840" w:orient="portrait"/>
       <w:pgMar w:top="1350" w:right="1080" w:bottom="1350" w:left="1080" w:header="708" w:footer="708" w:gutter="0"/>
       <w:pgNumType/>
@@ -278,6 +243,37 @@
 </w:endnotes>
 </file>
 
+<file path=word/footer1.xml><?xml version="1.0" encoding="utf-8"?>
+<w:ftr xmlns:wpc="http://schemas.microsoft.com/office/word/2010/wordprocessingCanvas" xmlns:mc="http://schemas.openxmlformats.org/markup-compatibility/2006" xmlns:o="urn:schemas-microsoft-com:office:office" xmlns:r="http://schemas.openxmlformats.org/officeDocument/2006/relationships" xmlns:m="http://schemas.openxmlformats.org/officeDocument/2006/math" xmlns:v="urn:schemas-microsoft-com:vml" xmlns:wp14="http://schemas.microsoft.com/office/word/2010/wordprocessingDrawing" xmlns:wp="http://schemas.openxmlformats.org/drawingml/2006/wordprocessingDrawing" xmlns:w10="urn:schemas-microsoft-com:office:word" xmlns:w="http://schemas.openxmlformats.org/wordprocessingml/2006/main" xmlns:w14="http://schemas.microsoft.com/office/word/2010/wordml" xmlns:w15="http://schemas.microsoft.com/office/word/2012/wordml" xmlns:wpg="http://schemas.microsoft.com/office/word/2010/wordprocessingGroup" xmlns:wpi="http://schemas.microsoft.com/office/word/2010/wordprocessingInk" xmlns:wne="http://schemas.microsoft.com/office/word/2006/wordml" xmlns:wps="http://schemas.microsoft.com/office/word/2010/wordprocessingShape">
+  <w:p>
+    <w:pPr>
+      <w:jc w:val="center"/>
+    </w:pPr>
+    <w:r>
+      <w:rPr>
+        <w:rFonts w:ascii="Calibri" w:cs="Calibri" w:eastAsia="Calibri" w:hAnsi="Calibri"/>
+        <w:color w:val="808080"/>
+        <w:sz w:val="18"/>
+        <w:szCs w:val="18"/>
+      </w:rPr>
+      <w:t xml:space="preserve">Page </w:t>
+    </w:r>
+    <w:r>
+      <w:rPr>
+        <w:rFonts w:ascii="Calibri" w:cs="Calibri" w:eastAsia="Calibri" w:hAnsi="Calibri"/>
+        <w:color w:val="808080"/>
+        <w:sz w:val="18"/>
+        <w:szCs w:val="18"/>
+      </w:rPr>
+      <w:fldChar w:fldCharType="begin"/>
+      <w:instrText xml:space="preserve">PAGE</w:instrText>
+      <w:fldChar w:fldCharType="separate"/>
+      <w:fldChar w:fldCharType="end"/>
+    </w:r>
+  </w:p>
+</w:ftr>
+</file>
+
 <file path=word/footnotes.xml><?xml version="1.0" encoding="utf-8"?>
 <w:footnotes xmlns:wpc="http://schemas.microsoft.com/office/word/2010/wordprocessingCanvas" xmlns:mc="http://schemas.openxmlformats.org/markup-compatibility/2006" xmlns:o="urn:schemas-microsoft-com:office:office" xmlns:r="http://schemas.openxmlformats.org/officeDocument/2006/relationships" xmlns:m="http://schemas.openxmlformats.org/officeDocument/2006/math" xmlns:v="urn:schemas-microsoft-com:vml" xmlns:wp14="http://schemas.microsoft.com/office/word/2010/wordprocessingDrawing" xmlns:wp="http://schemas.openxmlformats.org/drawingml/2006/wordprocessingDrawing" xmlns:w10="urn:schemas-microsoft-com:office:word" xmlns:w="http://schemas.openxmlformats.org/wordprocessingml/2006/main" xmlns:w14="http://schemas.microsoft.com/office/word/2010/wordml" xmlns:w15="http://schemas.microsoft.com/office/word/2012/wordml" xmlns:wpg="http://schemas.microsoft.com/office/word/2010/wordprocessingGroup" xmlns:wpi="http://schemas.microsoft.com/office/word/2010/wordprocessingInk" xmlns:wne="http://schemas.microsoft.com/office/word/2006/wordml" xmlns:wps="http://schemas.microsoft.com/office/word/2010/wordprocessingShape" mc:Ignorable="w14 w15 wp14">
   <w:footnote w:type="separator" w:id="-1">
@@ -313,6 +309,25 @@
     </w:p>
   </w:footnote>
 </w:footnotes>
+</file>
+
+<file path=word/header1.xml><?xml version="1.0" encoding="utf-8"?>
+<w:hdr xmlns:wpc="http://schemas.microsoft.com/office/word/2010/wordprocessingCanvas" xmlns:mc="http://schemas.openxmlformats.org/markup-compatibility/2006" xmlns:o="urn:schemas-microsoft-com:office:office" xmlns:r="http://schemas.openxmlformats.org/officeDocument/2006/relationships" xmlns:m="http://schemas.openxmlformats.org/officeDocument/2006/math" xmlns:v="urn:schemas-microsoft-com:vml" xmlns:wp14="http://schemas.microsoft.com/office/word/2010/wordprocessingDrawing" xmlns:wp="http://schemas.openxmlformats.org/drawingml/2006/wordprocessingDrawing" xmlns:w10="urn:schemas-microsoft-com:office:word" xmlns:w="http://schemas.openxmlformats.org/wordprocessingml/2006/main" xmlns:w14="http://schemas.microsoft.com/office/word/2010/wordml" xmlns:w15="http://schemas.microsoft.com/office/word/2012/wordml" xmlns:wpg="http://schemas.microsoft.com/office/word/2010/wordprocessingGroup" xmlns:wpi="http://schemas.microsoft.com/office/word/2010/wordprocessingInk" xmlns:wne="http://schemas.microsoft.com/office/word/2006/wordml" xmlns:wps="http://schemas.microsoft.com/office/word/2010/wordprocessingShape" xmlns:cx="http://schemas.microsoft.com/office/drawing/2014/chartex" xmlns:cx1="http://schemas.microsoft.com/office/drawing/2015/9/8/chartex" xmlns:cx2="http://schemas.microsoft.com/office/drawing/2015/10/21/chartex" xmlns:cx3="http://schemas.microsoft.com/office/drawing/2016/5/9/chartex" xmlns:cx4="http://schemas.microsoft.com/office/drawing/2016/5/10/chartex" xmlns:cx5="http://schemas.microsoft.com/office/drawing/2016/5/11/chartex" xmlns:cx6="http://schemas.microsoft.com/office/drawing/2016/5/12/chartex" xmlns:cx7="http://schemas.microsoft.com/office/drawing/2016/5/13/chartex" xmlns:cx8="http://schemas.microsoft.com/office/drawing/2016/5/14/chartex" xmlns:w16cid="http://schemas.microsoft.com/office/word/2016/wordml/cid" xmlns:w16se="http://schemas.microsoft.com/office/word/2015/wordml/symex">
+  <w:p>
+    <w:pPr>
+      <w:jc w:val="right"/>
+    </w:pPr>
+    <w:r>
+      <w:rPr>
+        <w:rFonts w:ascii="Calibri" w:cs="Calibri" w:eastAsia="Calibri" w:hAnsi="Calibri"/>
+        <w:color w:val="808080"/>
+        <w:sz w:val="18"/>
+        <w:szCs w:val="18"/>
+      </w:rPr>
+      <w:t xml:space="preserve">Competition-Law Assistant Evaluation — Blinded Transcript</w:t>
+    </w:r>
+  </w:p>
+</w:hdr>
 </file>
 
 <file path=word/numbering.xml><?xml version="1.0" encoding="utf-8"?>
@@ -398,6 +413,18 @@
       <w:lvlJc w:val="left"/>
       <w:pPr>
         <w:ind w:left="6480" w:hanging="360"/>
+      </w:pPr>
+    </w:lvl>
+  </w:abstractNum>
+  <w:abstractNum w:abstractNumId="2" w15:restartNumberingAfterBreak="0">
+    <w:multiLevelType w:val="hybridMultilevel"/>
+    <w:lvl w:ilvl="0" w15:tentative="1">
+      <w:start w:val="1"/>
+      <w:numFmt w:val="decimal"/>
+      <w:lvlText w:val="[%1]"/>
+      <w:lvlJc w:val="left"/>
+      <w:pPr>
+        <w:ind w:left="450" w:hanging="300"/>
       </w:pPr>
     </w:lvl>
   </w:abstractNum>
@@ -407,13 +434,25 @@
       <w:startOverride w:val="1"/>
     </w:lvlOverride>
   </w:num>
+  <w:num w:numId="2">
+    <w:abstractNumId w:val="2"/>
+    <w:lvlOverride w:ilvl="0">
+      <w:startOverride w:val="1"/>
+    </w:lvlOverride>
+  </w:num>
 </w:numbering>
 </file>
 
 <file path=word/styles.xml><?xml version="1.0" encoding="utf-8"?>
 <w:styles xmlns:mc="http://schemas.openxmlformats.org/markup-compatibility/2006" xmlns:r="http://schemas.openxmlformats.org/officeDocument/2006/relationships" xmlns:w="http://schemas.openxmlformats.org/wordprocessingml/2006/main" xmlns:w14="http://schemas.microsoft.com/office/word/2010/wordml" xmlns:w15="http://schemas.microsoft.com/office/word/2012/wordml" mc:Ignorable="w14 w15">
   <w:docDefaults>
-    <w:rPrDefault/>
+    <w:rPrDefault>
+      <w:rPr>
+        <w:rFonts w:ascii="Calibri" w:cs="Calibri" w:eastAsia="Calibri" w:hAnsi="Calibri"/>
+        <w:sz w:val="22"/>
+        <w:szCs w:val="22"/>
+      </w:rPr>
+    </w:rPrDefault>
     <w:pPrDefault/>
   </w:docDefaults>
   <w:style w:type="paragraph" w:styleId="Title">
